--- a/Assignment Report/Individual_Report_2_Holt_Winters.docx
+++ b/Assignment Report/Individual_Report_2_Holt_Winters.docx
@@ -7,7 +7,7 @@
         <w:pStyle w:val="Title"/>
       </w:pPr>
       <w:r>
-        <w:t xml:space="preserve">Additive Holt–Winters Forecasting of Monthly Solar Irradiance</w:t>
+        <w:t xml:space="preserve">Forecasting Monthly Solar Irradiance in Kuala Lumpur</w:t>
       </w:r>
     </w:p>
     <w:p>
@@ -61,7 +61,7 @@
         <w:t xml:space="preserve">Abstract—</w:t>
       </w:r>
       <w:r>
-        <w:t xml:space="preserve">This report evaluates additive Holt–Winters forecasting without a trend for monthly NASA POWER surface solar irradiance in Kuala Lumpur. The model preserved the annual cycle, passed residual diagnostics, and achieved test RMSE 0.3101, but ranked fourth among the compared methods.</w:t>
+        <w:t xml:space="preserve">This report evaluates additive Holt–Winters forecasting without a trend for monthly NASA POWER surface solar irradiance in Kuala Lumpur. The model preserved the annual cycle, passed residual diagnostics, and achieved test RMSE 0.3101.</w:t>
       </w:r>
     </w:p>
     <w:p>
@@ -98,28 +98,18 @@
       <w:r>
         <w:t xml:space="preserve"> </w:t>
       </w:r>
-      <w:hyperlink w:anchor="ref-nasa-power-monthly">
-        <w:r>
-          <w:rPr>
-            <w:rStyle w:val="Hyperlink"/>
-          </w:rPr>
-          <w:t xml:space="preserve">[1]</w:t>
-        </w:r>
-      </w:hyperlink>
+      <w:r>
+        <w:t xml:space="preserve">[1]</w:t>
+      </w:r>
       <w:r>
         <w:t xml:space="preserve">. The method recursively updates level and month-specific seasonal states; a trend state is optional. Additive and multiplicative seasonality would be considered according to whether seasonal amplitude was stable in absolute units or proportional to the series level</w:t>
       </w:r>
       <w:r>
         <w:t xml:space="preserve"> </w:t>
       </w:r>
-      <w:hyperlink w:anchor="ref-hyndman-athanasopoulos-2021">
-        <w:r>
-          <w:rPr>
-            <w:rStyle w:val="Hyperlink"/>
-          </w:rPr>
-          <w:t xml:space="preserve">[2]</w:t>
-        </w:r>
-      </w:hyperlink>
+      <w:r>
+        <w:t xml:space="preserve">[2]</w:t>
+      </w:r>
       <w:r>
         <w:t xml:space="preserve">.</w:t>
       </w:r>
@@ -129,7 +119,7 @@
         <w:pStyle w:val="BodyText"/>
       </w:pPr>
       <w:r>
-        <w:t xml:space="preserve">The chronological design would use January 2001–December 2020 for training and January 2021–December 2025 for testing. Both partitions contain complete annual cycles, whereas random splitting would leak future data and exact 70:30 would break seasonal boundaries. The need for transformation would be assessed from training diagnostics only, with response-scale modelling preferred for interpretability and direct error comparison when transformation was unnecessary.</w:t>
+        <w:t xml:space="preserve">The chronological design would use January 2001–December 2020 for training and January 2021–December 2025 for testing. Both partitions contain complete annual cycles, whereas random splitting would leak future data and exact 70:30 would break seasonal boundaries. The need for transformation would be assessed from training diagnostics only, with response-scale modelling preferred for interpretability and direct reporting of errors when transformation was unnecessary.</w:t>
       </w:r>
     </w:p>
     <w:p>
@@ -137,7 +127,22 @@
         <w:pStyle w:val="BodyText"/>
       </w:pPr>
       <w:r>
-        <w:t xml:space="preserve">Training plots and STL decomposition would inform the seasonal form and whether a trend component was warranted. R would optimise the applicable level, trend, and seasonal smoothing parameters by minimising one-step squared errors, using documented initialisation. The fitted parameter values, their interpretation, and any convergence warning would be presented in the results.</w:t>
+        <w:t xml:space="preserve">Training plots and STL decomposition would inform the seasonal form and whether a trend component was warranted. Additive and multiplicative seasonality, and models with or without trend smoothing, were the structural alternatives. Additive seasonality would be retained only when seasonal amplitude was approximately constant in response units; multiplicative seasonality would require amplitude proportional to level. Setting</w:t>
+      </w:r>
+      <w:r>
+        <w:t xml:space="preserve"> </w:t>
+      </w:r>
+      <w:r>
+        <w:rPr>
+          <w:rStyle w:val="VerbatimChar"/>
+        </w:rPr>
+        <w:t xml:space="preserve">beta=FALSE</w:t>
+      </w:r>
+      <w:r>
+        <w:t xml:space="preserve"> </w:t>
+      </w:r>
+      <w:r>
+        <w:t xml:space="preserve">is a deliberate modification, not a neutral default, and would be used only when training evidence did not support persistent trend extrapolation. Because STL is descriptive and additive in form, these decisions would also use the original training plot, variance evidence, coefficient uncertainty, and candidate behaviour. R would optimise the applicable smoothing coefficients by minimising one-step squared errors; α and γ would therefore be fitted rather than manually selected.</w:t>
       </w:r>
     </w:p>
     <w:p>
@@ -150,26 +155,21 @@
       <w:r>
         <w:t xml:space="preserve"> </w:t>
       </w:r>
-      <w:hyperlink w:anchor="ref-forecast-checkresiduals">
-        <w:r>
-          <w:rPr>
-            <w:rStyle w:val="Hyperlink"/>
-          </w:rPr>
-          <w:t xml:space="preserve">[3]</w:t>
-        </w:r>
-      </w:hyperlink>
-      <w:r>
-        <w:t xml:space="preserve">. Material remaining autocorrelation would trigger reconsideration of the specification. Common test measures would be calculated only after the model was locked from training data.</w:t>
+      <w:r>
+        <w:t xml:space="preserve">[3]</w:t>
+      </w:r>
+      <w:r>
+        <w:t xml:space="preserve">. Material remaining autocorrelation would trigger reconsideration of the specification. After the model was locked, training and test performance would be reported consistently using ME, MSE, RMSE, MAE, MPE, and MAPE, together with each test-minus-training difference. ME and MPE would be judged by closeness to zero and sign; the remaining error measures would be minimised.</w:t>
       </w:r>
     </w:p>
     <w:bookmarkEnd w:id="22"/>
-    <w:bookmarkStart w:id="36" w:name="results-discussion-and-conclusion"/>
+    <w:bookmarkStart w:id="29" w:name="data-analysis"/>
     <w:p>
       <w:pPr>
         <w:pStyle w:val="Heading1"/>
       </w:pPr>
       <w:r>
-        <w:t xml:space="preserve">Results, Discussion, and Conclusion</w:t>
+        <w:t xml:space="preserve">Data Analysis</w:t>
       </w:r>
     </w:p>
     <w:p>
@@ -177,19 +177,129 @@
         <w:pStyle w:val="FirstParagraph"/>
       </w:pPr>
       <w:r>
-        <w:t xml:space="preserve">Training evidence supported</w:t>
+        <w:rPr>
+          <w:b/>
+          <w:bCs/>
+        </w:rPr>
+        <w:t xml:space="preserve">Training evidence and model identification—</w:t>
+      </w:r>
+      <w:r>
+        <w:t xml:space="preserve">The 2001–2020 time plot showed seasonal fluctuations of broadly stable absolute size, while the STL decomposition showed a strong annual component but only modest long-term movement. The training regression trend was also small and uncertain (+0.000381 per month,</w:t>
       </w:r>
       <w:r>
         <w:t xml:space="preserve"> </w:t>
       </w:r>
+      <m:oMath>
+        <m:r>
+          <m:t>p</m:t>
+        </m:r>
+        <m:r>
+          <m:rPr>
+            <m:sty m:val="p"/>
+          </m:rPr>
+          <m:t>=</m:t>
+        </m:r>
+        <m:r>
+          <m:t>0.148</m:t>
+        </m:r>
+      </m:oMath>
+      <w:r>
+        <w:t xml:space="preserve">). Stable absolute amplitude supported additive rather than multiplicative seasonality and retention of the response scale. Modest and uncertain movement supported the deliberate</w:t>
+      </w:r>
+      <w:r>
+        <w:t xml:space="preserve"> </w:t>
+      </w:r>
       <w:r>
         <w:rPr>
           <w:rStyle w:val="VerbatimChar"/>
         </w:rPr>
+        <w:t xml:space="preserve">beta=FALSE</w:t>
+      </w:r>
+      <w:r>
+        <w:t xml:space="preserve"> </w:t>
+      </w:r>
+      <w:r>
+        <w:t xml:space="preserve">restriction because omitting trend smoothing avoids an unsupported five-year trend extrapolation. These training-only reasons, rather than defaults, established</w:t>
+      </w:r>
+      <w:r>
+        <w:t xml:space="preserve"> </w:t>
+      </w:r>
+      <w:r>
+        <w:rPr>
+          <w:rStyle w:val="VerbatimChar"/>
+        </w:rPr>
         <w:t xml:space="preserve">HoltWinters(train, beta=FALSE, seasonal="additive")</w:t>
       </w:r>
       <w:r>
-        <w:t xml:space="preserve">. The fitted smoothing values were α=0.0273 and γ=0.1366; β was absent because trend smoothing was disabled. At lag 24 with two fitted smoothing degrees of freedom, the Ljung–Box result was</w:t>
+        <w:t xml:space="preserve">; a trend-enabled candidate remains an appropriate sensitivity check.</w:t>
+      </w:r>
+    </w:p>
+    <w:p>
+      <w:pPr>
+        <w:pStyle w:val="CaptionedFigure"/>
+      </w:pPr>
+      <w:r>
+        <w:drawing>
+          <wp:inline>
+            <wp:extent cx="2926080" cy="2560320"/>
+            <wp:effectExtent b="0" l="0" r="0" t="0"/>
+            <wp:docPr descr="Training-only time series and STL components used for model identification." title="" id="24" name="Picture"/>
+            <a:graphic>
+              <a:graphicData uri="http://schemas.openxmlformats.org/drawingml/2006/picture">
+                <pic:pic>
+                  <pic:nvPicPr>
+                    <pic:cNvPr descr="../analysis_outputs/nasa/figures/nasa_training_identification.png" id="25" name="Picture"/>
+                    <pic:cNvPicPr>
+                      <a:picLocks noChangeArrowheads="1" noChangeAspect="1"/>
+                    </pic:cNvPicPr>
+                  </pic:nvPicPr>
+                  <pic:blipFill>
+                    <a:blip r:embed="rId23"/>
+                    <a:stretch>
+                      <a:fillRect/>
+                    </a:stretch>
+                  </pic:blipFill>
+                  <pic:spPr bwMode="auto">
+                    <a:xfrm>
+                      <a:off x="0" y="0"/>
+                      <a:ext cx="2926080" cy="2560320"/>
+                    </a:xfrm>
+                    <a:prstGeom prst="rect">
+                      <a:avLst/>
+                    </a:prstGeom>
+                    <a:noFill/>
+                    <a:ln w="9525">
+                      <a:noFill/>
+                      <a:headEnd/>
+                      <a:tailEnd/>
+                    </a:ln>
+                  </pic:spPr>
+                </pic:pic>
+              </a:graphicData>
+            </a:graphic>
+          </wp:inline>
+        </w:drawing>
+      </w:r>
+    </w:p>
+    <w:p>
+      <w:pPr>
+        <w:pStyle w:val="ImageCaption"/>
+      </w:pPr>
+      <w:r>
+        <w:t xml:space="preserve">Training-only time series and STL components used for model identification.</w:t>
+      </w:r>
+    </w:p>
+    <w:p>
+      <w:r>
+        <w:br w:type="column"/>
+      </w:r>
+    </w:p>
+    <w:p>
+      <w:pPr>
+        <w:pStyle w:val="BodyText"/>
+      </w:pPr>
+      <w:r>
+        <w:t xml:space="preserve">Given the locked structure, R minimised one-step squared errors and jointly fitted α=0.0273 and γ=0.1366; these values were optimised rather than manually chosen. The small α gives limited weight to the newest level error, producing a stable but slowly adapting level. The larger γ allows the monthly seasonal states to update more readily. β was not estimated because trend smoothing was deliberately disabled on the evidence above. Lag 24 checks two annual cycles, and the two fitted smoothing coefficients were deducted for the Ljung–Box test. The result was</w:t>
       </w:r>
       <w:r>
         <w:t xml:space="preserve"> </w:t>
@@ -225,11 +335,11 @@
           <m:t>=</m:t>
         </m:r>
         <m:r>
-          <m:t>.149</m:t>
+          <m:t>0.149</m:t>
         </m:r>
       </m:oMath>
       <w:r>
-        <w:t xml:space="preserve">, so residual white noise was not rejected.</w:t>
+        <w:t xml:space="preserve">, so no diagnostic loop-back was required.</w:t>
       </w:r>
     </w:p>
     <w:tbl>
@@ -240,8 +350,10 @@
         <w:tblLook w:firstRow="1" w:lastRow="0" w:firstColumn="0" w:lastColumn="0" w:noHBand="0" w:noVBand="0" w:val="0020"/>
       </w:tblPr>
       <w:tblGrid>
-        <w:gridCol w:w="5068"/>
-        <w:gridCol w:w="2851"/>
+        <w:gridCol w:w="1821"/>
+        <w:gridCol w:w="3088"/>
+        <w:gridCol w:w="1504"/>
+        <w:gridCol w:w="1504"/>
       </w:tblGrid>
       <w:tr>
         <w:trPr>
@@ -254,7 +366,7 @@
               <w:pStyle w:val="Compact"/>
             </w:pPr>
             <w:r>
-              <w:t xml:space="preserve">Test metric</w:t>
+              <w:t xml:space="preserve">Metric</w:t>
             </w:r>
           </w:p>
         </w:tc>
@@ -266,7 +378,129 @@
               <w:jc w:val="right"/>
             </w:pPr>
             <w:r>
-              <w:t xml:space="preserve">Value</w:t>
+              <w:t xml:space="preserve">Training</w:t>
+            </w:r>
+          </w:p>
+        </w:tc>
+        <w:tc>
+          <w:tcPr/>
+          <w:p>
+            <w:pPr>
+              <w:pStyle w:val="Compact"/>
+              <w:jc w:val="right"/>
+            </w:pPr>
+            <w:r>
+              <w:t xml:space="preserve">Test</w:t>
+            </w:r>
+          </w:p>
+        </w:tc>
+        <w:tc>
+          <w:tcPr/>
+          <w:p>
+            <w:pPr>
+              <w:pStyle w:val="Compact"/>
+              <w:jc w:val="right"/>
+            </w:pPr>
+            <w:r>
+              <w:t xml:space="preserve">Test − training</w:t>
+            </w:r>
+          </w:p>
+        </w:tc>
+      </w:tr>
+      <w:tr>
+        <w:tc>
+          <w:tcPr/>
+          <w:p>
+            <w:pPr>
+              <w:pStyle w:val="Compact"/>
+            </w:pPr>
+            <w:r>
+              <w:t xml:space="preserve">ME (kWh/m²/day)</w:t>
+            </w:r>
+          </w:p>
+        </w:tc>
+        <w:tc>
+          <w:tcPr/>
+          <w:p>
+            <w:pPr>
+              <w:pStyle w:val="Compact"/>
+              <w:jc w:val="right"/>
+            </w:pPr>
+            <w:r>
+              <w:t xml:space="preserve">−0.0066</w:t>
+            </w:r>
+          </w:p>
+        </w:tc>
+        <w:tc>
+          <w:tcPr/>
+          <w:p>
+            <w:pPr>
+              <w:pStyle w:val="Compact"/>
+              <w:jc w:val="right"/>
+            </w:pPr>
+            <w:r>
+              <w:t xml:space="preserve">−0.1037</w:t>
+            </w:r>
+          </w:p>
+        </w:tc>
+        <w:tc>
+          <w:tcPr/>
+          <w:p>
+            <w:pPr>
+              <w:pStyle w:val="Compact"/>
+              <w:jc w:val="right"/>
+            </w:pPr>
+            <w:r>
+              <w:t xml:space="preserve">−0.0970</w:t>
+            </w:r>
+          </w:p>
+        </w:tc>
+      </w:tr>
+      <w:tr>
+        <w:tc>
+          <w:tcPr/>
+          <w:p>
+            <w:pPr>
+              <w:pStyle w:val="Compact"/>
+            </w:pPr>
+            <w:r>
+              <w:t xml:space="preserve">MSE ((kWh/m²/day)²)</w:t>
+            </w:r>
+          </w:p>
+        </w:tc>
+        <w:tc>
+          <w:tcPr/>
+          <w:p>
+            <w:pPr>
+              <w:pStyle w:val="Compact"/>
+              <w:jc w:val="right"/>
+            </w:pPr>
+            <w:r>
+              <w:t xml:space="preserve">0.0907</w:t>
+            </w:r>
+          </w:p>
+        </w:tc>
+        <w:tc>
+          <w:tcPr/>
+          <w:p>
+            <w:pPr>
+              <w:pStyle w:val="Compact"/>
+              <w:jc w:val="right"/>
+            </w:pPr>
+            <w:r>
+              <w:t xml:space="preserve">0.0962</w:t>
+            </w:r>
+          </w:p>
+        </w:tc>
+        <w:tc>
+          <w:tcPr/>
+          <w:p>
+            <w:pPr>
+              <w:pStyle w:val="Compact"/>
+              <w:jc w:val="right"/>
+            </w:pPr>
+            <w:r>
+              <w:t xml:space="preserve">0.0055</w:t>
             </w:r>
           </w:p>
         </w:tc>
@@ -291,7 +525,31 @@
               <w:jc w:val="right"/>
             </w:pPr>
             <w:r>
+              <w:t xml:space="preserve">0.3012</w:t>
+            </w:r>
+          </w:p>
+        </w:tc>
+        <w:tc>
+          <w:tcPr/>
+          <w:p>
+            <w:pPr>
+              <w:pStyle w:val="Compact"/>
+              <w:jc w:val="right"/>
+            </w:pPr>
+            <w:r>
               <w:t xml:space="preserve">0.3101</w:t>
+            </w:r>
+          </w:p>
+        </w:tc>
+        <w:tc>
+          <w:tcPr/>
+          <w:p>
+            <w:pPr>
+              <w:pStyle w:val="Compact"/>
+              <w:jc w:val="right"/>
+            </w:pPr>
+            <w:r>
+              <w:t xml:space="preserve">0.0089</w:t>
             </w:r>
           </w:p>
         </w:tc>
@@ -316,7 +574,80 @@
               <w:jc w:val="right"/>
             </w:pPr>
             <w:r>
+              <w:t xml:space="preserve">0.2328</w:t>
+            </w:r>
+          </w:p>
+        </w:tc>
+        <w:tc>
+          <w:tcPr/>
+          <w:p>
+            <w:pPr>
+              <w:pStyle w:val="Compact"/>
+              <w:jc w:val="right"/>
+            </w:pPr>
+            <w:r>
               <w:t xml:space="preserve">0.2464</w:t>
+            </w:r>
+          </w:p>
+        </w:tc>
+        <w:tc>
+          <w:tcPr/>
+          <w:p>
+            <w:pPr>
+              <w:pStyle w:val="Compact"/>
+              <w:jc w:val="right"/>
+            </w:pPr>
+            <w:r>
+              <w:t xml:space="preserve">0.0136</w:t>
+            </w:r>
+          </w:p>
+        </w:tc>
+      </w:tr>
+      <w:tr>
+        <w:tc>
+          <w:tcPr/>
+          <w:p>
+            <w:pPr>
+              <w:pStyle w:val="Compact"/>
+            </w:pPr>
+            <w:r>
+              <w:t xml:space="preserve">MPE</w:t>
+            </w:r>
+          </w:p>
+        </w:tc>
+        <w:tc>
+          <w:tcPr/>
+          <w:p>
+            <w:pPr>
+              <w:pStyle w:val="Compact"/>
+              <w:jc w:val="right"/>
+            </w:pPr>
+            <w:r>
+              <w:t xml:space="preserve">−0.4490%</w:t>
+            </w:r>
+          </w:p>
+        </w:tc>
+        <w:tc>
+          <w:tcPr/>
+          <w:p>
+            <w:pPr>
+              <w:pStyle w:val="Compact"/>
+              <w:jc w:val="right"/>
+            </w:pPr>
+            <w:r>
+              <w:t xml:space="preserve">−2.4553%</w:t>
+            </w:r>
+          </w:p>
+        </w:tc>
+        <w:tc>
+          <w:tcPr/>
+          <w:p>
+            <w:pPr>
+              <w:pStyle w:val="Compact"/>
+              <w:jc w:val="right"/>
+            </w:pPr>
+            <w:r>
+              <w:t xml:space="preserve">−2.0064 pp</w:t>
             </w:r>
           </w:p>
         </w:tc>
@@ -341,20 +672,7 @@
               <w:jc w:val="right"/>
             </w:pPr>
             <w:r>
-              <w:t xml:space="preserve">5.2213%</w:t>
-            </w:r>
-          </w:p>
-        </w:tc>
-      </w:tr>
-      <w:tr>
-        <w:tc>
-          <w:tcPr/>
-          <w:p>
-            <w:pPr>
-              <w:pStyle w:val="Compact"/>
-            </w:pPr>
-            <w:r>
-              <w:t xml:space="preserve">MASE</w:t>
+              <w:t xml:space="preserve">4.9544%</w:t>
             </w:r>
           </w:p>
         </w:tc>
@@ -366,20 +684,7 @@
               <w:jc w:val="right"/>
             </w:pPr>
             <w:r>
-              <w:t xml:space="preserve">0.8300</w:t>
-            </w:r>
-          </w:p>
-        </w:tc>
-      </w:tr>
-      <w:tr>
-        <w:tc>
-          <w:tcPr/>
-          <w:p>
-            <w:pPr>
-              <w:pStyle w:val="Compact"/>
-            </w:pPr>
-            <w:r>
-              <w:t xml:space="preserve">sMAPE</w:t>
+              <w:t xml:space="preserve">5.2213%</w:t>
             </w:r>
           </w:p>
         </w:tc>
@@ -391,32 +696,7 @@
               <w:jc w:val="right"/>
             </w:pPr>
             <w:r>
-              <w:t xml:space="preserve">5.1149%</w:t>
-            </w:r>
-          </w:p>
-        </w:tc>
-      </w:tr>
-      <w:tr>
-        <w:tc>
-          <w:tcPr/>
-          <w:p>
-            <w:pPr>
-              <w:pStyle w:val="Compact"/>
-            </w:pPr>
-            <w:r>
-              <w:t xml:space="preserve">Ljung–Box p-value</w:t>
-            </w:r>
-          </w:p>
-        </w:tc>
-        <w:tc>
-          <w:tcPr/>
-          <w:p>
-            <w:pPr>
-              <w:pStyle w:val="Compact"/>
-              <w:jc w:val="right"/>
-            </w:pPr>
-            <w:r>
-              <w:t xml:space="preserve">0.1491</w:t>
+              <w:t xml:space="preserve">0.2668 pp</w:t>
             </w:r>
           </w:p>
         </w:tc>
@@ -424,6 +704,29 @@
     </w:tbl>
     <w:p>
       <w:pPr>
+        <w:pStyle w:val="BodyText"/>
+      </w:pPr>
+      <w:r>
+        <w:t xml:space="preserve">The lag-24 Ljung–Box p-value was 0.1491. The negative test ME and MPE indicate average overforecasting under the</w:t>
+      </w:r>
+      <w:r>
+        <w:t xml:space="preserve"> </w:t>
+      </w:r>
+      <w:r>
+        <w:rPr>
+          <w:rStyle w:val="VerbatimChar"/>
+        </w:rPr>
+        <w:t xml:space="preserve">actual − forecast</w:t>
+      </w:r>
+      <w:r>
+        <w:t xml:space="preserve"> </w:t>
+      </w:r>
+      <w:r>
+        <w:t xml:space="preserve">convention. Training–test differences are descriptive because fitted residuals and multi-step holdout errors come from different evaluation settings.</w:t>
+      </w:r>
+    </w:p>
+    <w:p>
+      <w:pPr>
         <w:pStyle w:val="CaptionedFigure"/>
       </w:pPr>
       <w:r>
@@ -431,18 +734,18 @@
           <wp:inline>
             <wp:extent cx="2926080" cy="1645920"/>
             <wp:effectExtent b="0" l="0" r="0" t="0"/>
-            <wp:docPr descr="Holt–Winters test forecasts with 95% intervals." title="" id="24" name="Picture"/>
+            <wp:docPr descr="Holt–Winters test forecasts with 95% intervals." title="" id="27" name="Picture"/>
             <a:graphic>
               <a:graphicData uri="http://schemas.openxmlformats.org/drawingml/2006/picture">
                 <pic:pic>
                   <pic:nvPicPr>
-                    <pic:cNvPr descr="../analysis_outputs/nasa/figures/nasa_holt_winters_test_forecast.png" id="25" name="Picture"/>
+                    <pic:cNvPr descr="../analysis_outputs/nasa/figures/nasa_holt_winters_test_forecast.png" id="28" name="Picture"/>
                     <pic:cNvPicPr>
                       <a:picLocks noChangeArrowheads="1" noChangeAspect="1"/>
                     </pic:cNvPicPr>
                   </pic:nvPicPr>
                   <pic:blipFill>
-                    <a:blip r:embed="rId23"/>
+                    <a:blip r:embed="rId26"/>
                     <a:stretch>
                       <a:fillRect/>
                     </a:stretch>
@@ -482,27 +785,39 @@
         <w:pStyle w:val="BodyText"/>
       </w:pPr>
       <w:r>
-        <w:t xml:space="preserve">Holt–Winters reproduced the annual cycle, yielded non-negative point forecasts, and passed residual diagnostics, but ranked fourth on RMSE and MAE. Its RMSE was about 5.9% higher than SARIMA’s. Slow adaptation helps suppress noise but may lag changes over a five-year forecast; fixed additive seasonality can also be restrictive. Conversely, the method is transparent and computationally simple.</w:t>
+        <w:t xml:space="preserve">Holt–Winters reproduced the annual cycle, yielded non-negative point forecasts, passed residual diagnostics, and achieved test RMSE 0.3101. Slow adaptation helps suppress noise but may lag changes over a five-year forecast; fixed additive seasonality can also be restrictive. Conversely, the method is transparent and computationally simple.</w:t>
+      </w:r>
+    </w:p>
+    <w:bookmarkEnd w:id="29"/>
+    <w:bookmarkStart w:id="30" w:name="conclusion"/>
+    <w:p>
+      <w:pPr>
+        <w:pStyle w:val="Heading1"/>
+      </w:pPr>
+      <w:r>
+        <w:t xml:space="preserve">Conclusion</w:t>
       </w:r>
     </w:p>
     <w:p>
       <w:pPr>
-        <w:pStyle w:val="BodyText"/>
-      </w:pPr>
-      <w:r>
-        <w:t xml:space="preserve">The model is statistically acceptable but was not the best final forecaster for this test period. Future work should compare a damped-trend formulation, multiplicative seasonality only if variance scales with level, transformation alternatives, and ETS structures under rolling-origin validation. For operational planning, the seasonal resource pattern is useful, but solar irradiance must not be interpreted as electricity production without engineering conversion factors.</w:t>
+        <w:pStyle w:val="FirstParagraph"/>
+      </w:pPr>
+      <w:r>
+        <w:t xml:space="preserve">The no-trend additive Holt–Winters model is statistically acceptable for this test period: RMSE was 0.3101, MAE was 0.2464, and the lag-24 Ljung–Box test did not reject residual white noise. Its evidence-based seasonal form is transparent, but the small fitted α may adapt slowly to structural change and the no-trend restriction requires sensitivity checking. Future work should compare a damped-trend candidate, consider multiplicative seasonality only if variance scales with level, and add transformation and rolling-origin checks. The forecast describes solar-resource availability, not electricity production without engineering conversion factors.</w:t>
       </w:r>
     </w:p>
+    <w:bookmarkEnd w:id="30"/>
+    <w:bookmarkStart w:id="38" w:name="references"/>
     <w:p>
       <w:pPr>
-        <w:pStyle w:val="Heading5"/>
+        <w:pStyle w:val="Heading1"/>
       </w:pPr>
       <w:r>
         <w:t xml:space="preserve">References</w:t>
       </w:r>
     </w:p>
-    <w:bookmarkStart w:id="32" w:name="refs"/>
-    <w:bookmarkStart w:id="27" w:name="ref-nasa-power-monthly"/>
+    <w:bookmarkStart w:id="37" w:name="refs"/>
+    <w:bookmarkStart w:id="32" w:name="ref-nasa-power-monthly"/>
     <w:p>
       <w:pPr>
         <w:pStyle w:val="Bibliography"/>
@@ -531,7 +846,7 @@
       <w:r>
         <w:t xml:space="preserve"> </w:t>
       </w:r>
-      <w:hyperlink r:id="rId26">
+      <w:hyperlink r:id="rId31">
         <w:r>
           <w:rPr>
             <w:rStyle w:val="Hyperlink"/>
@@ -540,8 +855,8 @@
         </w:r>
       </w:hyperlink>
     </w:p>
-    <w:bookmarkEnd w:id="27"/>
-    <w:bookmarkStart w:id="29" w:name="ref-hyndman-athanasopoulos-2021"/>
+    <w:bookmarkEnd w:id="32"/>
+    <w:bookmarkStart w:id="34" w:name="ref-hyndman-athanasopoulos-2021"/>
     <w:p>
       <w:pPr>
         <w:pStyle w:val="Bibliography"/>
@@ -574,7 +889,7 @@
       <w:r>
         <w:t xml:space="preserve"> </w:t>
       </w:r>
-      <w:hyperlink r:id="rId28">
+      <w:hyperlink r:id="rId33">
         <w:r>
           <w:rPr>
             <w:rStyle w:val="Hyperlink"/>
@@ -583,8 +898,8 @@
         </w:r>
       </w:hyperlink>
     </w:p>
-    <w:bookmarkEnd w:id="29"/>
-    <w:bookmarkStart w:id="31" w:name="ref-forecast-checkresiduals"/>
+    <w:bookmarkEnd w:id="34"/>
+    <w:bookmarkStart w:id="36" w:name="ref-forecast-checkresiduals"/>
     <w:p>
       <w:pPr>
         <w:pStyle w:val="Bibliography"/>
@@ -613,7 +928,7 @@
       <w:r>
         <w:t xml:space="preserve"> </w:t>
       </w:r>
-      <w:hyperlink r:id="rId30">
+      <w:hyperlink r:id="rId35">
         <w:r>
           <w:rPr>
             <w:rStyle w:val="Hyperlink"/>
@@ -622,11 +937,22 @@
         </w:r>
       </w:hyperlink>
     </w:p>
-    <w:bookmarkEnd w:id="31"/>
-    <w:bookmarkEnd w:id="32"/>
+    <w:bookmarkEnd w:id="36"/>
+    <w:bookmarkEnd w:id="37"/>
+    <w:bookmarkEnd w:id="38"/>
+    <w:bookmarkStart w:id="43" w:name="appendix"/>
     <w:p>
       <w:pPr>
-        <w:pStyle w:val="Heading5"/>
+        <w:pStyle w:val="Heading1"/>
+      </w:pPr>
+      <w:r>
+        <w:t xml:space="preserve">Appendix</w:t>
+      </w:r>
+    </w:p>
+    <w:bookmarkStart w:id="42" w:name="appendix-a-reproducible-holtwinters-code"/>
+    <w:p>
+      <w:pPr>
+        <w:pStyle w:val="Heading2"/>
       </w:pPr>
       <w:r>
         <w:t xml:space="preserve">Appendix A: Reproducible Holt–Winters Code</w:t>
@@ -634,7 +960,7 @@
     </w:p>
     <w:p>
       <w:pPr>
-        <w:pStyle w:val="BodyText"/>
+        <w:pStyle w:val="FirstParagraph"/>
       </w:pPr>
       <w:r>
         <w:t xml:space="preserve">Canonical source:</w:t>
@@ -661,18 +987,18 @@
           <wp:inline>
             <wp:extent cx="2926080" cy="1645920"/>
             <wp:effectExtent b="0" l="0" r="0" t="0"/>
-            <wp:docPr descr="Holt–Winters training response residuals and residual ACF." title="" id="34" name="Picture"/>
+            <wp:docPr descr="Holt–Winters training response residuals and residual ACF." title="" id="40" name="Picture"/>
             <a:graphic>
               <a:graphicData uri="http://schemas.openxmlformats.org/drawingml/2006/picture">
                 <pic:pic>
                   <pic:nvPicPr>
-                    <pic:cNvPr descr="../analysis_outputs/nasa/figures/nasa_holt_winters_diagnostics.png" id="35" name="Picture"/>
+                    <pic:cNvPr descr="../analysis_outputs/nasa/figures/nasa_holt_winters_diagnostics.png" id="41" name="Picture"/>
                     <pic:cNvPicPr>
                       <a:picLocks noChangeArrowheads="1" noChangeAspect="1"/>
                     </pic:cNvPicPr>
                   </pic:nvPicPr>
                   <pic:blipFill>
-                    <a:blip r:embed="rId33"/>
+                    <a:blip r:embed="rId39"/>
                     <a:stretch>
                       <a:fillRect/>
                     </a:stretch>
@@ -1330,7 +1656,8 @@
         <w:t xml:space="preserve">, hw_fc, test, train)</w:t>
       </w:r>
     </w:p>
-    <w:bookmarkEnd w:id="36"/>
+    <w:bookmarkEnd w:id="42"/>
+    <w:bookmarkEnd w:id="43"/>
     <w:sectPr>
       <w:headerReference r:id="rId8" w:type="even"/>
       <w:headerReference r:id="rId9" w:type="default"/>

--- a/Assignment Report/Individual_Report_2_Holt_Winters.docx
+++ b/Assignment Report/Individual_Report_2_Holt_Winters.docx
@@ -49,69 +49,47 @@
         </w:sectPr>
       </w:pPr>
     </w:p>
+    <w:bookmarkStart w:id="22" w:name="methodology"/>
     <w:p>
       <w:pPr>
-        <w:pStyle w:val="Abstract"/>
-      </w:pPr>
-      <w:r>
-        <w:rPr>
-          <w:b/>
-          <w:bCs/>
-        </w:rPr>
-        <w:t xml:space="preserve">Abstract—</w:t>
-      </w:r>
-      <w:r>
-        <w:t xml:space="preserve">This report evaluates additive Holt–Winters forecasting without a trend for monthly NASA POWER surface solar irradiance in Kuala Lumpur. The model preserved the annual cycle, passed residual diagnostics, and achieved test RMSE 0.3101.</w:t>
+        <w:pStyle w:val="Heading1"/>
+      </w:pPr>
+      <w:r>
+        <w:t xml:space="preserve">Methodology</w:t>
       </w:r>
     </w:p>
     <w:p>
       <w:pPr>
-        <w:pStyle w:val="Keywords"/>
-      </w:pPr>
-      <w:r>
-        <w:rPr>
-          <w:b/>
-          <w:bCs/>
-        </w:rPr>
-        <w:t xml:space="preserve">Keywords—</w:t>
-      </w:r>
-      <w:r>
-        <w:t xml:space="preserve">additive seasonality, exponential smoothing, forecasting, Holt–Winters, solar irradiance.</w:t>
-      </w:r>
-    </w:p>
-    <w:bookmarkStart w:id="22" w:name="methodology"/>
-    <w:p>
-      <w:pPr>
-        <w:pStyle w:val="Heading1"/>
-      </w:pPr>
-      <w:r>
-        <w:t xml:space="preserve">Methodology</w:t>
+        <w:pStyle w:val="FirstParagraph"/>
+      </w:pPr>
+      <w:r>
+        <w:t xml:space="preserve">This report proposes evaluating Holt–Winters exponential smoothing for monthly NASA POWER solar irradiance in Kuala Lumpur</w:t>
+      </w:r>
+      <w:r>
+        <w:t xml:space="preserve"> </w:t>
+      </w:r>
+      <w:r>
+        <w:t xml:space="preserve">(NASA Prediction Of Worldwide Energy Resources, n.d.)</w:t>
+      </w:r>
+      <w:r>
+        <w:t xml:space="preserve">. The method recursively updates level and month-specific seasonal states; a trend state is optional. Additive and multiplicative seasonality would be considered according to whether seasonal amplitude was stable in absolute units or proportional to the series level</w:t>
+      </w:r>
+      <w:r>
+        <w:t xml:space="preserve"> </w:t>
+      </w:r>
+      <w:r>
+        <w:t xml:space="preserve">(Hyndman &amp; Athanasopoulos, 2021)</w:t>
+      </w:r>
+      <w:r>
+        <w:t xml:space="preserve">.</w:t>
       </w:r>
     </w:p>
     <w:p>
       <w:pPr>
-        <w:pStyle w:val="FirstParagraph"/>
-      </w:pPr>
-      <w:r>
-        <w:t xml:space="preserve">This report proposes evaluating Holt–Winters exponential smoothing for monthly NASA POWER solar irradiance in Kuala Lumpur</w:t>
-      </w:r>
-      <w:r>
-        <w:t xml:space="preserve"> </w:t>
-      </w:r>
-      <w:r>
-        <w:t xml:space="preserve">[1]</w:t>
-      </w:r>
-      <w:r>
-        <w:t xml:space="preserve">. The method recursively updates level and month-specific seasonal states; a trend state is optional. Additive and multiplicative seasonality would be considered according to whether seasonal amplitude was stable in absolute units or proportional to the series level</w:t>
-      </w:r>
-      <w:r>
-        <w:t xml:space="preserve"> </w:t>
-      </w:r>
-      <w:r>
-        <w:t xml:space="preserve">[2]</w:t>
-      </w:r>
-      <w:r>
-        <w:t xml:space="preserve">.</w:t>
+        <w:pStyle w:val="BodyText"/>
+      </w:pPr>
+      <w:r>
+        <w:t xml:space="preserve">An 80:20 chronological split would use January 2001–December 2020 for training and January 2021–December 2025 for testing; chronological order would prevent future leakage. The need for transformation would be assessed from training diagnostics only, with response-scale modelling preferred for interpretability and direct reporting of errors when transformation was unnecessary.</w:t>
       </w:r>
     </w:p>
     <w:p>
@@ -119,15 +97,7 @@
         <w:pStyle w:val="BodyText"/>
       </w:pPr>
       <w:r>
-        <w:t xml:space="preserve">The chronological design would use January 2001–December 2020 for training and January 2021–December 2025 for testing. Both partitions contain complete annual cycles, whereas random splitting would leak future data and exact 70:30 would break seasonal boundaries. The need for transformation would be assessed from training diagnostics only, with response-scale modelling preferred for interpretability and direct reporting of errors when transformation was unnecessary.</w:t>
-      </w:r>
-    </w:p>
-    <w:p>
-      <w:pPr>
-        <w:pStyle w:val="BodyText"/>
-      </w:pPr>
-      <w:r>
-        <w:t xml:space="preserve">Training plots and STL decomposition would inform the seasonal form and whether a trend component was warranted. Additive and multiplicative seasonality, and models with or without trend smoothing, were the structural alternatives. Additive seasonality would be retained only when seasonal amplitude was approximately constant in response units; multiplicative seasonality would require amplitude proportional to level. Setting</w:t>
+        <w:t xml:space="preserve">Training plots and training-only decomposition would inform the seasonal form and whether a trend component was warranted. Additive and multiplicative seasonality, and models with or without trend smoothing, would be the structural alternatives. Additive seasonality would be retained only when seasonal amplitude was approximately constant in response units; multiplicative seasonality would require amplitude proportional to level. Setting</w:t>
       </w:r>
       <w:r>
         <w:t xml:space="preserve"> </w:t>
@@ -142,7 +112,7 @@
         <w:t xml:space="preserve"> </w:t>
       </w:r>
       <w:r>
-        <w:t xml:space="preserve">is a deliberate modification, not a neutral default, and would be used only when training evidence did not support persistent trend extrapolation. Because STL is descriptive and additive in form, these decisions would also use the original training plot, variance evidence, coefficient uncertainty, and candidate behaviour. R would optimise the applicable smoothing coefficients by minimising one-step squared errors; α and γ would therefore be fitted rather than manually selected.</w:t>
+        <w:t xml:space="preserve">would be treated as a deliberate modification and used only when training evidence did not support persistent trend extrapolation. Because decomposition would be descriptive and additive in form, these decisions would also use the original training plot, variance evidence, coefficient uncertainty, and candidate behaviour. R would optimise the applicable smoothing coefficients by minimising one-step squared errors; α and γ would therefore be fitted rather than manually selected.</w:t>
       </w:r>
     </w:p>
     <w:p>
@@ -156,20 +126,20 @@
         <w:t xml:space="preserve"> </w:t>
       </w:r>
       <w:r>
-        <w:t xml:space="preserve">[3]</w:t>
-      </w:r>
-      <w:r>
-        <w:t xml:space="preserve">. Material remaining autocorrelation would trigger reconsideration of the specification. After the model was locked, training and test performance would be reported consistently using ME, MSE, RMSE, MAE, MPE, and MAPE, together with each test-minus-training difference. ME and MPE would be judged by closeness to zero and sign; the remaining error measures would be minimised.</w:t>
+        <w:t xml:space="preserve">(Hyndman, n.d.)</w:t>
+      </w:r>
+      <w:r>
+        <w:t xml:space="preserve">. Material remaining autocorrelation would trigger reconsideration of the specification. After the model had been locked, training and test performance would be reported consistently using ME, MSE, RMSE, MAE, MPE, and MAPE, together with each test-minus-training difference. ME and MPE would be judged by closeness to zero and sign; the remaining error measures would be minimised.</w:t>
       </w:r>
     </w:p>
     <w:bookmarkEnd w:id="22"/>
-    <w:bookmarkStart w:id="29" w:name="data-analysis"/>
+    <w:bookmarkStart w:id="26" w:name="data-analysis-results-and-discussion"/>
     <w:p>
       <w:pPr>
         <w:pStyle w:val="Heading1"/>
       </w:pPr>
       <w:r>
-        <w:t xml:space="preserve">Data Analysis</w:t>
+        <w:t xml:space="preserve">Data Analysis (Results and Discussion)</w:t>
       </w:r>
     </w:p>
     <w:p>
@@ -184,7 +154,7 @@
         <w:t xml:space="preserve">Training evidence and model identification—</w:t>
       </w:r>
       <w:r>
-        <w:t xml:space="preserve">The 2001–2020 time plot showed seasonal fluctuations of broadly stable absolute size, while the STL decomposition showed a strong annual component but only modest long-term movement. The training regression trend was also small and uncertain (+0.000381 per month,</w:t>
+        <w:t xml:space="preserve">Training-only decomposition indicated a strong annual component with broadly stable absolute amplitude and only modest long-term movement. The training regression trend was also small and uncertain (+0.000381 per month,</w:t>
       </w:r>
       <w:r>
         <w:t xml:space="preserve"> </w:t>
@@ -236,66 +206,6 @@
     </w:p>
     <w:p>
       <w:pPr>
-        <w:pStyle w:val="CaptionedFigure"/>
-      </w:pPr>
-      <w:r>
-        <w:drawing>
-          <wp:inline>
-            <wp:extent cx="2926080" cy="2560320"/>
-            <wp:effectExtent b="0" l="0" r="0" t="0"/>
-            <wp:docPr descr="Training-only time series and STL components used for model identification." title="" id="24" name="Picture"/>
-            <a:graphic>
-              <a:graphicData uri="http://schemas.openxmlformats.org/drawingml/2006/picture">
-                <pic:pic>
-                  <pic:nvPicPr>
-                    <pic:cNvPr descr="../analysis_outputs/nasa/figures/nasa_training_identification.png" id="25" name="Picture"/>
-                    <pic:cNvPicPr>
-                      <a:picLocks noChangeArrowheads="1" noChangeAspect="1"/>
-                    </pic:cNvPicPr>
-                  </pic:nvPicPr>
-                  <pic:blipFill>
-                    <a:blip r:embed="rId23"/>
-                    <a:stretch>
-                      <a:fillRect/>
-                    </a:stretch>
-                  </pic:blipFill>
-                  <pic:spPr bwMode="auto">
-                    <a:xfrm>
-                      <a:off x="0" y="0"/>
-                      <a:ext cx="2926080" cy="2560320"/>
-                    </a:xfrm>
-                    <a:prstGeom prst="rect">
-                      <a:avLst/>
-                    </a:prstGeom>
-                    <a:noFill/>
-                    <a:ln w="9525">
-                      <a:noFill/>
-                      <a:headEnd/>
-                      <a:tailEnd/>
-                    </a:ln>
-                  </pic:spPr>
-                </pic:pic>
-              </a:graphicData>
-            </a:graphic>
-          </wp:inline>
-        </w:drawing>
-      </w:r>
-    </w:p>
-    <w:p>
-      <w:pPr>
-        <w:pStyle w:val="ImageCaption"/>
-      </w:pPr>
-      <w:r>
-        <w:t xml:space="preserve">Training-only time series and STL components used for model identification.</w:t>
-      </w:r>
-    </w:p>
-    <w:p>
-      <w:r>
-        <w:br w:type="column"/>
-      </w:r>
-    </w:p>
-    <w:p>
-      <w:pPr>
         <w:pStyle w:val="BodyText"/>
       </w:pPr>
       <w:r>
@@ -345,15 +255,14 @@
     <w:tbl>
       <w:tblPr>
         <w:tblStyle w:val="Table"/>
-        <w:tblW w:type="pct" w:w="5000"/>
-        <w:tblLayout w:type="fixed"/>
+        <w:tblW w:type="auto" w:w="0"/>
         <w:tblLook w:firstRow="1" w:lastRow="0" w:firstColumn="0" w:lastColumn="0" w:noHBand="0" w:noVBand="0" w:val="0020"/>
       </w:tblPr>
       <w:tblGrid>
-        <w:gridCol w:w="1821"/>
-        <w:gridCol w:w="3088"/>
-        <w:gridCol w:w="1504"/>
-        <w:gridCol w:w="1504"/>
+        <w:gridCol w:w="1980"/>
+        <w:gridCol w:w="1980"/>
+        <w:gridCol w:w="1980"/>
+        <w:gridCol w:w="1980"/>
       </w:tblGrid>
       <w:tr>
         <w:trPr>
@@ -734,18 +643,18 @@
           <wp:inline>
             <wp:extent cx="2926080" cy="1645920"/>
             <wp:effectExtent b="0" l="0" r="0" t="0"/>
-            <wp:docPr descr="Holt–Winters test forecasts with 95% intervals." title="" id="27" name="Picture"/>
+            <wp:docPr descr="Holt–Winters test forecasts with 95% intervals." title="" id="24" name="Picture"/>
             <a:graphic>
               <a:graphicData uri="http://schemas.openxmlformats.org/drawingml/2006/picture">
                 <pic:pic>
                   <pic:nvPicPr>
-                    <pic:cNvPr descr="../analysis_outputs/nasa/figures/nasa_holt_winters_test_forecast.png" id="28" name="Picture"/>
+                    <pic:cNvPr descr="../analysis_outputs/nasa/figures/nasa_holt_winters_test_forecast.png" id="25" name="Picture"/>
                     <pic:cNvPicPr>
                       <a:picLocks noChangeArrowheads="1" noChangeAspect="1"/>
                     </pic:cNvPicPr>
                   </pic:nvPicPr>
                   <pic:blipFill>
-                    <a:blip r:embed="rId26"/>
+                    <a:blip r:embed="rId23"/>
                     <a:stretch>
                       <a:fillRect/>
                     </a:stretch>
@@ -788,8 +697,8 @@
         <w:t xml:space="preserve">Holt–Winters reproduced the annual cycle, yielded non-negative point forecasts, passed residual diagnostics, and achieved test RMSE 0.3101. Slow adaptation helps suppress noise but may lag changes over a five-year forecast; fixed additive seasonality can also be restrictive. Conversely, the method is transparent and computationally simple.</w:t>
       </w:r>
     </w:p>
-    <w:bookmarkEnd w:id="29"/>
-    <w:bookmarkStart w:id="30" w:name="conclusion"/>
+    <w:bookmarkEnd w:id="26"/>
+    <w:bookmarkStart w:id="27" w:name="conclusion"/>
     <w:p>
       <w:pPr>
         <w:pStyle w:val="Heading1"/>
@@ -806,8 +715,8 @@
         <w:t xml:space="preserve">The no-trend additive Holt–Winters model is statistically acceptable for this test period: RMSE was 0.3101, MAE was 0.2464, and the lag-24 Ljung–Box test did not reject residual white noise. Its evidence-based seasonal form is transparent, but the small fitted α may adapt slowly to structural change and the no-trend restriction requires sensitivity checking. Future work should compare a damped-trend candidate, consider multiplicative seasonality only if variance scales with level, and add transformation and rolling-origin checks. The forecast describes solar-resource availability, not electricity production without engineering conversion factors.</w:t>
       </w:r>
     </w:p>
-    <w:bookmarkEnd w:id="30"/>
-    <w:bookmarkStart w:id="38" w:name="references"/>
+    <w:bookmarkEnd w:id="27"/>
+    <w:bookmarkStart w:id="35" w:name="references"/>
     <w:p>
       <w:pPr>
         <w:pStyle w:val="Heading1"/>
@@ -816,37 +725,103 @@
         <w:t xml:space="preserve">References</w:t>
       </w:r>
     </w:p>
-    <w:bookmarkStart w:id="37" w:name="refs"/>
-    <w:bookmarkStart w:id="32" w:name="ref-nasa-power-monthly"/>
+    <w:bookmarkStart w:id="34" w:name="refs"/>
+    <w:bookmarkStart w:id="29" w:name="ref-forecast-checkresiduals"/>
     <w:p>
       <w:pPr>
         <w:pStyle w:val="Bibliography"/>
       </w:pPr>
       <w:r>
-        <w:t xml:space="preserve">[1]</w:t>
+        <w:t xml:space="preserve">Hyndman, R. J. (n.d.).</w:t>
       </w:r>
       <w:r>
         <w:t xml:space="preserve"> </w:t>
       </w:r>
       <w:r>
-        <w:t xml:space="preserve">	</w:t>
-      </w:r>
-      <w:r>
-        <w:t xml:space="preserve">NASA Prediction Of Worldwide Energy Resources,</w:t>
+        <w:rPr>
+          <w:i/>
+          <w:iCs/>
+        </w:rPr>
+        <w:t xml:space="preserve">Check that residuals from a time series model look like white noise</w:t>
+      </w:r>
+      <w:r>
+        <w:t xml:space="preserve">. Retrieved 1 September 2026, from</w:t>
       </w:r>
       <w:r>
         <w:t xml:space="preserve"> </w:t>
       </w:r>
-      <w:r>
-        <w:t xml:space="preserve">‘Monthly and annual API’</w:t>
-      </w:r>
-      <w:r>
-        <w:t xml:space="preserve">. Accessed: Sep. 01, 2026. [Online]. Available:</w:t>
+      <w:hyperlink r:id="rId28">
+        <w:r>
+          <w:rPr>
+            <w:rStyle w:val="Hyperlink"/>
+          </w:rPr>
+          <w:t xml:space="preserve">https://pkg.robjhyndman.com/forecast/reference/checkresiduals.html</w:t>
+        </w:r>
+      </w:hyperlink>
+    </w:p>
+    <w:bookmarkEnd w:id="29"/>
+    <w:bookmarkStart w:id="31" w:name="ref-hyndman-athanasopoulos-2021"/>
+    <w:p>
+      <w:pPr>
+        <w:pStyle w:val="Bibliography"/>
+      </w:pPr>
+      <w:r>
+        <w:t xml:space="preserve">Hyndman, R. J., &amp; Athanasopoulos, G. (2021).</w:t>
       </w:r>
       <w:r>
         <w:t xml:space="preserve"> </w:t>
       </w:r>
-      <w:hyperlink r:id="rId31">
+      <w:r>
+        <w:rPr>
+          <w:i/>
+          <w:iCs/>
+        </w:rPr>
+        <w:t xml:space="preserve">Forecasting: Principles and practice</w:t>
+      </w:r>
+      <w:r>
+        <w:t xml:space="preserve"> </w:t>
+      </w:r>
+      <w:r>
+        <w:t xml:space="preserve">(3rd edn). OTexts.</w:t>
+      </w:r>
+      <w:r>
+        <w:t xml:space="preserve"> </w:t>
+      </w:r>
+      <w:hyperlink r:id="rId30">
+        <w:r>
+          <w:rPr>
+            <w:rStyle w:val="Hyperlink"/>
+          </w:rPr>
+          <w:t xml:space="preserve">https://otexts.com/fpp3/</w:t>
+        </w:r>
+      </w:hyperlink>
+    </w:p>
+    <w:bookmarkEnd w:id="31"/>
+    <w:bookmarkStart w:id="33" w:name="ref-nasa-power-monthly"/>
+    <w:p>
+      <w:pPr>
+        <w:pStyle w:val="Bibliography"/>
+      </w:pPr>
+      <w:r>
+        <w:t xml:space="preserve">NASA Prediction Of Worldwide Energy Resources. (n.d.).</w:t>
+      </w:r>
+      <w:r>
+        <w:t xml:space="preserve"> </w:t>
+      </w:r>
+      <w:r>
+        <w:rPr>
+          <w:i/>
+          <w:iCs/>
+        </w:rPr>
+        <w:t xml:space="preserve">Monthly and annual API</w:t>
+      </w:r>
+      <w:r>
+        <w:t xml:space="preserve">. Retrieved 1 September 2026, from</w:t>
+      </w:r>
+      <w:r>
+        <w:t xml:space="preserve"> </w:t>
+      </w:r>
+      <w:hyperlink r:id="rId32">
         <w:r>
           <w:rPr>
             <w:rStyle w:val="Hyperlink"/>
@@ -855,101 +830,19 @@
         </w:r>
       </w:hyperlink>
     </w:p>
-    <w:bookmarkEnd w:id="32"/>
-    <w:bookmarkStart w:id="34" w:name="ref-hyndman-athanasopoulos-2021"/>
+    <w:bookmarkEnd w:id="33"/>
+    <w:bookmarkEnd w:id="34"/>
+    <w:bookmarkEnd w:id="35"/>
+    <w:bookmarkStart w:id="40" w:name="appendix"/>
     <w:p>
       <w:pPr>
-        <w:pStyle w:val="Bibliography"/>
-      </w:pPr>
-      <w:r>
-        <w:t xml:space="preserve">[2]</w:t>
-      </w:r>
-      <w:r>
-        <w:t xml:space="preserve"> </w:t>
-      </w:r>
-      <w:r>
-        <w:t xml:space="preserve">	</w:t>
-      </w:r>
-      <w:r>
-        <w:t xml:space="preserve">R. J. Hyndman and G. Athanasopoulos,</w:t>
-      </w:r>
-      <w:r>
-        <w:t xml:space="preserve"> </w:t>
-      </w:r>
-      <w:r>
-        <w:rPr>
-          <w:i/>
-          <w:iCs/>
-        </w:rPr>
-        <w:t xml:space="preserve">Forecasting: Principles and practice</w:t>
-      </w:r>
-      <w:r>
-        <w:t xml:space="preserve">, 3rd edn. Melbourne, Australia: OTexts, 2021. Available:</w:t>
-      </w:r>
-      <w:r>
-        <w:t xml:space="preserve"> </w:t>
-      </w:r>
-      <w:hyperlink r:id="rId33">
-        <w:r>
-          <w:rPr>
-            <w:rStyle w:val="Hyperlink"/>
-          </w:rPr>
-          <w:t xml:space="preserve">https://otexts.com/fpp3/</w:t>
-        </w:r>
-      </w:hyperlink>
+        <w:pStyle w:val="Heading1"/>
+      </w:pPr>
+      <w:r>
+        <w:t xml:space="preserve">Appendix</w:t>
+      </w:r>
     </w:p>
-    <w:bookmarkEnd w:id="34"/>
-    <w:bookmarkStart w:id="36" w:name="ref-forecast-checkresiduals"/>
-    <w:p>
-      <w:pPr>
-        <w:pStyle w:val="Bibliography"/>
-      </w:pPr>
-      <w:r>
-        <w:t xml:space="preserve">[3]</w:t>
-      </w:r>
-      <w:r>
-        <w:t xml:space="preserve"> </w:t>
-      </w:r>
-      <w:r>
-        <w:t xml:space="preserve">	</w:t>
-      </w:r>
-      <w:r>
-        <w:t xml:space="preserve">R. J. Hyndman,</w:t>
-      </w:r>
-      <w:r>
-        <w:t xml:space="preserve"> </w:t>
-      </w:r>
-      <w:r>
-        <w:t xml:space="preserve">‘Check that residuals from a time series model look like white noise’</w:t>
-      </w:r>
-      <w:r>
-        <w:t xml:space="preserve">. Accessed: Sep. 01, 2026. [Online]. Available:</w:t>
-      </w:r>
-      <w:r>
-        <w:t xml:space="preserve"> </w:t>
-      </w:r>
-      <w:hyperlink r:id="rId35">
-        <w:r>
-          <w:rPr>
-            <w:rStyle w:val="Hyperlink"/>
-          </w:rPr>
-          <w:t xml:space="preserve">https://pkg.robjhyndman.com/forecast/reference/checkresiduals.html</w:t>
-        </w:r>
-      </w:hyperlink>
-    </w:p>
-    <w:bookmarkEnd w:id="36"/>
-    <w:bookmarkEnd w:id="37"/>
-    <w:bookmarkEnd w:id="38"/>
-    <w:bookmarkStart w:id="43" w:name="appendix"/>
-    <w:p>
-      <w:pPr>
-        <w:pStyle w:val="Heading1"/>
-      </w:pPr>
-      <w:r>
-        <w:t xml:space="preserve">Appendix</w:t>
-      </w:r>
-    </w:p>
-    <w:bookmarkStart w:id="42" w:name="appendix-a-reproducible-holtwinters-code"/>
+    <w:bookmarkStart w:id="39" w:name="appendix-a-reproducible-holtwinters-code"/>
     <w:p>
       <w:pPr>
         <w:pStyle w:val="Heading2"/>
@@ -987,18 +880,18 @@
           <wp:inline>
             <wp:extent cx="2926080" cy="1645920"/>
             <wp:effectExtent b="0" l="0" r="0" t="0"/>
-            <wp:docPr descr="Holt–Winters training response residuals and residual ACF." title="" id="40" name="Picture"/>
+            <wp:docPr descr="Holt–Winters training response residuals and residual ACF." title="" id="37" name="Picture"/>
             <a:graphic>
               <a:graphicData uri="http://schemas.openxmlformats.org/drawingml/2006/picture">
                 <pic:pic>
                   <pic:nvPicPr>
-                    <pic:cNvPr descr="../analysis_outputs/nasa/figures/nasa_holt_winters_diagnostics.png" id="41" name="Picture"/>
+                    <pic:cNvPr descr="../analysis_outputs/nasa/figures/nasa_holt_winters_diagnostics.png" id="38" name="Picture"/>
                     <pic:cNvPicPr>
                       <a:picLocks noChangeArrowheads="1" noChangeAspect="1"/>
                     </pic:cNvPicPr>
                   </pic:nvPicPr>
                   <pic:blipFill>
-                    <a:blip r:embed="rId39"/>
+                    <a:blip r:embed="rId36"/>
                     <a:stretch>
                       <a:fillRect/>
                     </a:stretch>
@@ -1039,625 +932,97 @@
       </w:pPr>
       <w:r>
         <w:rPr>
-          <w:rStyle w:val="NormalTok"/>
+          <w:rStyle w:val="VerbatimChar"/>
         </w:rPr>
-        <w:t xml:space="preserve">train </w:t>
+        <w:t xml:space="preserve">train &lt;- window(series, end = c(2020, 12))</w:t>
+      </w:r>
+      <w:r>
+        <w:br/>
       </w:r>
       <w:r>
         <w:rPr>
-          <w:rStyle w:val="OtherTok"/>
+          <w:rStyle w:val="VerbatimChar"/>
         </w:rPr>
-        <w:t xml:space="preserve">&lt;-</w:t>
+        <w:t xml:space="preserve">test  &lt;- window(series, start = c(2021, 1))</w:t>
+      </w:r>
+      <w:r>
+        <w:br/>
+      </w:r>
+      <w:r>
+        <w:br/>
       </w:r>
       <w:r>
         <w:rPr>
-          <w:rStyle w:val="NormalTok"/>
+          <w:rStyle w:val="VerbatimChar"/>
         </w:rPr>
-        <w:t xml:space="preserve"> </w:t>
+        <w:t xml:space="preserve">hw_fit &lt;- HoltWinters(train, beta = FALSE, seasonal = "additive")</w:t>
+      </w:r>
+      <w:r>
+        <w:br/>
       </w:r>
       <w:r>
         <w:rPr>
-          <w:rStyle w:val="FunctionTok"/>
+          <w:rStyle w:val="VerbatimChar"/>
         </w:rPr>
-        <w:t xml:space="preserve">window</w:t>
+        <w:t xml:space="preserve">hw_fc &lt;- forecast(hw_fit, h = length(test), level = c(80, 95))</w:t>
+      </w:r>
+      <w:r>
+        <w:br/>
       </w:r>
       <w:r>
         <w:rPr>
-          <w:rStyle w:val="NormalTok"/>
+          <w:rStyle w:val="VerbatimChar"/>
         </w:rPr>
-        <w:t xml:space="preserve">(series, </w:t>
+        <w:t xml:space="preserve">hw_fitted &lt;- fitted(hw_fit)[, 1]</w:t>
+      </w:r>
+      <w:r>
+        <w:br/>
       </w:r>
       <w:r>
         <w:rPr>
-          <w:rStyle w:val="AttributeTok"/>
+          <w:rStyle w:val="VerbatimChar"/>
         </w:rPr>
-        <w:t xml:space="preserve">end =</w:t>
+        <w:t xml:space="preserve">hw_actual &lt;- tail(as.numeric(train), length(hw_fitted))</w:t>
+      </w:r>
+      <w:r>
+        <w:br/>
       </w:r>
       <w:r>
         <w:rPr>
-          <w:rStyle w:val="NormalTok"/>
+          <w:rStyle w:val="VerbatimChar"/>
         </w:rPr>
-        <w:t xml:space="preserve"> </w:t>
+        <w:t xml:space="preserve">hw_response_residuals &lt;- hw_actual - as.numeric(hw_fitted)</w:t>
+      </w:r>
+      <w:r>
+        <w:br/>
       </w:r>
       <w:r>
         <w:rPr>
-          <w:rStyle w:val="FunctionTok"/>
+          <w:rStyle w:val="VerbatimChar"/>
         </w:rPr>
-        <w:t xml:space="preserve">c</w:t>
+        <w:t xml:space="preserve">Box.test(hw_response_residuals, lag = 24,</w:t>
+      </w:r>
+      <w:r>
+        <w:br/>
       </w:r>
       <w:r>
         <w:rPr>
-          <w:rStyle w:val="NormalTok"/>
+          <w:rStyle w:val="VerbatimChar"/>
         </w:rPr>
-        <w:t xml:space="preserve">(</w:t>
+        <w:t xml:space="preserve">         type = "Ljung-Box", fitdf = 2)</w:t>
+      </w:r>
+      <w:r>
+        <w:br/>
       </w:r>
       <w:r>
         <w:rPr>
-          <w:rStyle w:val="DecValTok"/>
+          <w:rStyle w:val="VerbatimChar"/>
         </w:rPr>
-        <w:t xml:space="preserve">2020</w:t>
-      </w:r>
-      <w:r>
-        <w:rPr>
-          <w:rStyle w:val="NormalTok"/>
-        </w:rPr>
-        <w:t xml:space="preserve">, </w:t>
-      </w:r>
-      <w:r>
-        <w:rPr>
-          <w:rStyle w:val="DecValTok"/>
-        </w:rPr>
-        <w:t xml:space="preserve">12</w:t>
-      </w:r>
-      <w:r>
-        <w:rPr>
-          <w:rStyle w:val="NormalTok"/>
-        </w:rPr>
-        <w:t xml:space="preserve">))</w:t>
-      </w:r>
-      <w:r>
-        <w:br/>
-      </w:r>
-      <w:r>
-        <w:rPr>
-          <w:rStyle w:val="NormalTok"/>
-        </w:rPr>
-        <w:t xml:space="preserve">test  </w:t>
-      </w:r>
-      <w:r>
-        <w:rPr>
-          <w:rStyle w:val="OtherTok"/>
-        </w:rPr>
-        <w:t xml:space="preserve">&lt;-</w:t>
-      </w:r>
-      <w:r>
-        <w:rPr>
-          <w:rStyle w:val="NormalTok"/>
-        </w:rPr>
-        <w:t xml:space="preserve"> </w:t>
-      </w:r>
-      <w:r>
-        <w:rPr>
-          <w:rStyle w:val="FunctionTok"/>
-        </w:rPr>
-        <w:t xml:space="preserve">window</w:t>
-      </w:r>
-      <w:r>
-        <w:rPr>
-          <w:rStyle w:val="NormalTok"/>
-        </w:rPr>
-        <w:t xml:space="preserve">(series, </w:t>
-      </w:r>
-      <w:r>
-        <w:rPr>
-          <w:rStyle w:val="AttributeTok"/>
-        </w:rPr>
-        <w:t xml:space="preserve">start =</w:t>
-      </w:r>
-      <w:r>
-        <w:rPr>
-          <w:rStyle w:val="NormalTok"/>
-        </w:rPr>
-        <w:t xml:space="preserve"> </w:t>
-      </w:r>
-      <w:r>
-        <w:rPr>
-          <w:rStyle w:val="FunctionTok"/>
-        </w:rPr>
-        <w:t xml:space="preserve">c</w:t>
-      </w:r>
-      <w:r>
-        <w:rPr>
-          <w:rStyle w:val="NormalTok"/>
-        </w:rPr>
-        <w:t xml:space="preserve">(</w:t>
-      </w:r>
-      <w:r>
-        <w:rPr>
-          <w:rStyle w:val="DecValTok"/>
-        </w:rPr>
-        <w:t xml:space="preserve">2021</w:t>
-      </w:r>
-      <w:r>
-        <w:rPr>
-          <w:rStyle w:val="NormalTok"/>
-        </w:rPr>
-        <w:t xml:space="preserve">, </w:t>
-      </w:r>
-      <w:r>
-        <w:rPr>
-          <w:rStyle w:val="DecValTok"/>
-        </w:rPr>
-        <w:t xml:space="preserve">1</w:t>
-      </w:r>
-      <w:r>
-        <w:rPr>
-          <w:rStyle w:val="NormalTok"/>
-        </w:rPr>
-        <w:t xml:space="preserve">))</w:t>
-      </w:r>
-      <w:r>
-        <w:br/>
-      </w:r>
-      <w:r>
-        <w:br/>
-      </w:r>
-      <w:r>
-        <w:rPr>
-          <w:rStyle w:val="NormalTok"/>
-        </w:rPr>
-        <w:t xml:space="preserve">hw_fit </w:t>
-      </w:r>
-      <w:r>
-        <w:rPr>
-          <w:rStyle w:val="OtherTok"/>
-        </w:rPr>
-        <w:t xml:space="preserve">&lt;-</w:t>
-      </w:r>
-      <w:r>
-        <w:rPr>
-          <w:rStyle w:val="NormalTok"/>
-        </w:rPr>
-        <w:t xml:space="preserve"> </w:t>
-      </w:r>
-      <w:r>
-        <w:rPr>
-          <w:rStyle w:val="FunctionTok"/>
-        </w:rPr>
-        <w:t xml:space="preserve">HoltWinters</w:t>
-      </w:r>
-      <w:r>
-        <w:rPr>
-          <w:rStyle w:val="NormalTok"/>
-        </w:rPr>
-        <w:t xml:space="preserve">(train, </w:t>
-      </w:r>
-      <w:r>
-        <w:rPr>
-          <w:rStyle w:val="AttributeTok"/>
-        </w:rPr>
-        <w:t xml:space="preserve">beta =</w:t>
-      </w:r>
-      <w:r>
-        <w:rPr>
-          <w:rStyle w:val="NormalTok"/>
-        </w:rPr>
-        <w:t xml:space="preserve"> </w:t>
-      </w:r>
-      <w:r>
-        <w:rPr>
-          <w:rStyle w:val="ConstantTok"/>
-        </w:rPr>
-        <w:t xml:space="preserve">FALSE</w:t>
-      </w:r>
-      <w:r>
-        <w:rPr>
-          <w:rStyle w:val="NormalTok"/>
-        </w:rPr>
-        <w:t xml:space="preserve">, </w:t>
-      </w:r>
-      <w:r>
-        <w:rPr>
-          <w:rStyle w:val="AttributeTok"/>
-        </w:rPr>
-        <w:t xml:space="preserve">seasonal =</w:t>
-      </w:r>
-      <w:r>
-        <w:rPr>
-          <w:rStyle w:val="NormalTok"/>
-        </w:rPr>
-        <w:t xml:space="preserve"> </w:t>
-      </w:r>
-      <w:r>
-        <w:rPr>
-          <w:rStyle w:val="StringTok"/>
-        </w:rPr>
-        <w:t xml:space="preserve">"additive"</w:t>
-      </w:r>
-      <w:r>
-        <w:rPr>
-          <w:rStyle w:val="NormalTok"/>
-        </w:rPr>
-        <w:t xml:space="preserve">)</w:t>
-      </w:r>
-      <w:r>
-        <w:br/>
-      </w:r>
-      <w:r>
-        <w:rPr>
-          <w:rStyle w:val="NormalTok"/>
-        </w:rPr>
-        <w:t xml:space="preserve">hw_fc </w:t>
-      </w:r>
-      <w:r>
-        <w:rPr>
-          <w:rStyle w:val="OtherTok"/>
-        </w:rPr>
-        <w:t xml:space="preserve">&lt;-</w:t>
-      </w:r>
-      <w:r>
-        <w:rPr>
-          <w:rStyle w:val="NormalTok"/>
-        </w:rPr>
-        <w:t xml:space="preserve"> </w:t>
-      </w:r>
-      <w:r>
-        <w:rPr>
-          <w:rStyle w:val="FunctionTok"/>
-        </w:rPr>
-        <w:t xml:space="preserve">forecast</w:t>
-      </w:r>
-      <w:r>
-        <w:rPr>
-          <w:rStyle w:val="NormalTok"/>
-        </w:rPr>
-        <w:t xml:space="preserve">(hw_fit, </w:t>
-      </w:r>
-      <w:r>
-        <w:rPr>
-          <w:rStyle w:val="AttributeTok"/>
-        </w:rPr>
-        <w:t xml:space="preserve">h =</w:t>
-      </w:r>
-      <w:r>
-        <w:rPr>
-          <w:rStyle w:val="NormalTok"/>
-        </w:rPr>
-        <w:t xml:space="preserve"> </w:t>
-      </w:r>
-      <w:r>
-        <w:rPr>
-          <w:rStyle w:val="FunctionTok"/>
-        </w:rPr>
-        <w:t xml:space="preserve">length</w:t>
-      </w:r>
-      <w:r>
-        <w:rPr>
-          <w:rStyle w:val="NormalTok"/>
-        </w:rPr>
-        <w:t xml:space="preserve">(test), </w:t>
-      </w:r>
-      <w:r>
-        <w:rPr>
-          <w:rStyle w:val="AttributeTok"/>
-        </w:rPr>
-        <w:t xml:space="preserve">level =</w:t>
-      </w:r>
-      <w:r>
-        <w:rPr>
-          <w:rStyle w:val="NormalTok"/>
-        </w:rPr>
-        <w:t xml:space="preserve"> </w:t>
-      </w:r>
-      <w:r>
-        <w:rPr>
-          <w:rStyle w:val="FunctionTok"/>
-        </w:rPr>
-        <w:t xml:space="preserve">c</w:t>
-      </w:r>
-      <w:r>
-        <w:rPr>
-          <w:rStyle w:val="NormalTok"/>
-        </w:rPr>
-        <w:t xml:space="preserve">(</w:t>
-      </w:r>
-      <w:r>
-        <w:rPr>
-          <w:rStyle w:val="DecValTok"/>
-        </w:rPr>
-        <w:t xml:space="preserve">80</w:t>
-      </w:r>
-      <w:r>
-        <w:rPr>
-          <w:rStyle w:val="NormalTok"/>
-        </w:rPr>
-        <w:t xml:space="preserve">, </w:t>
-      </w:r>
-      <w:r>
-        <w:rPr>
-          <w:rStyle w:val="DecValTok"/>
-        </w:rPr>
-        <w:t xml:space="preserve">95</w:t>
-      </w:r>
-      <w:r>
-        <w:rPr>
-          <w:rStyle w:val="NormalTok"/>
-        </w:rPr>
-        <w:t xml:space="preserve">))</w:t>
-      </w:r>
-      <w:r>
-        <w:br/>
-      </w:r>
-      <w:r>
-        <w:rPr>
-          <w:rStyle w:val="NormalTok"/>
-        </w:rPr>
-        <w:t xml:space="preserve">hw_fitted </w:t>
-      </w:r>
-      <w:r>
-        <w:rPr>
-          <w:rStyle w:val="OtherTok"/>
-        </w:rPr>
-        <w:t xml:space="preserve">&lt;-</w:t>
-      </w:r>
-      <w:r>
-        <w:rPr>
-          <w:rStyle w:val="NormalTok"/>
-        </w:rPr>
-        <w:t xml:space="preserve"> </w:t>
-      </w:r>
-      <w:r>
-        <w:rPr>
-          <w:rStyle w:val="FunctionTok"/>
-        </w:rPr>
-        <w:t xml:space="preserve">fitted</w:t>
-      </w:r>
-      <w:r>
-        <w:rPr>
-          <w:rStyle w:val="NormalTok"/>
-        </w:rPr>
-        <w:t xml:space="preserve">(hw_fit)[, </w:t>
-      </w:r>
-      <w:r>
-        <w:rPr>
-          <w:rStyle w:val="DecValTok"/>
-        </w:rPr>
-        <w:t xml:space="preserve">1</w:t>
-      </w:r>
-      <w:r>
-        <w:rPr>
-          <w:rStyle w:val="NormalTok"/>
-        </w:rPr>
-        <w:t xml:space="preserve">]</w:t>
-      </w:r>
-      <w:r>
-        <w:br/>
-      </w:r>
-      <w:r>
-        <w:rPr>
-          <w:rStyle w:val="NormalTok"/>
-        </w:rPr>
-        <w:t xml:space="preserve">hw_actual </w:t>
-      </w:r>
-      <w:r>
-        <w:rPr>
-          <w:rStyle w:val="OtherTok"/>
-        </w:rPr>
-        <w:t xml:space="preserve">&lt;-</w:t>
-      </w:r>
-      <w:r>
-        <w:rPr>
-          <w:rStyle w:val="NormalTok"/>
-        </w:rPr>
-        <w:t xml:space="preserve"> </w:t>
-      </w:r>
-      <w:r>
-        <w:rPr>
-          <w:rStyle w:val="FunctionTok"/>
-        </w:rPr>
-        <w:t xml:space="preserve">tail</w:t>
-      </w:r>
-      <w:r>
-        <w:rPr>
-          <w:rStyle w:val="NormalTok"/>
-        </w:rPr>
-        <w:t xml:space="preserve">(</w:t>
-      </w:r>
-      <w:r>
-        <w:rPr>
-          <w:rStyle w:val="FunctionTok"/>
-        </w:rPr>
-        <w:t xml:space="preserve">as.numeric</w:t>
-      </w:r>
-      <w:r>
-        <w:rPr>
-          <w:rStyle w:val="NormalTok"/>
-        </w:rPr>
-        <w:t xml:space="preserve">(train), </w:t>
-      </w:r>
-      <w:r>
-        <w:rPr>
-          <w:rStyle w:val="FunctionTok"/>
-        </w:rPr>
-        <w:t xml:space="preserve">length</w:t>
-      </w:r>
-      <w:r>
-        <w:rPr>
-          <w:rStyle w:val="NormalTok"/>
-        </w:rPr>
-        <w:t xml:space="preserve">(hw_fitted))</w:t>
-      </w:r>
-      <w:r>
-        <w:br/>
-      </w:r>
-      <w:r>
-        <w:rPr>
-          <w:rStyle w:val="NormalTok"/>
-        </w:rPr>
-        <w:t xml:space="preserve">hw_response_residuals </w:t>
-      </w:r>
-      <w:r>
-        <w:rPr>
-          <w:rStyle w:val="OtherTok"/>
-        </w:rPr>
-        <w:t xml:space="preserve">&lt;-</w:t>
-      </w:r>
-      <w:r>
-        <w:rPr>
-          <w:rStyle w:val="NormalTok"/>
-        </w:rPr>
-        <w:t xml:space="preserve"> hw_actual </w:t>
-      </w:r>
-      <w:r>
-        <w:rPr>
-          <w:rStyle w:val="SpecialCharTok"/>
-        </w:rPr>
-        <w:t xml:space="preserve">-</w:t>
-      </w:r>
-      <w:r>
-        <w:rPr>
-          <w:rStyle w:val="NormalTok"/>
-        </w:rPr>
-        <w:t xml:space="preserve"> </w:t>
-      </w:r>
-      <w:r>
-        <w:rPr>
-          <w:rStyle w:val="FunctionTok"/>
-        </w:rPr>
-        <w:t xml:space="preserve">as.numeric</w:t>
-      </w:r>
-      <w:r>
-        <w:rPr>
-          <w:rStyle w:val="NormalTok"/>
-        </w:rPr>
-        <w:t xml:space="preserve">(hw_fitted)</w:t>
-      </w:r>
-      <w:r>
-        <w:br/>
-      </w:r>
-      <w:r>
-        <w:rPr>
-          <w:rStyle w:val="FunctionTok"/>
-        </w:rPr>
-        <w:t xml:space="preserve">Box.test</w:t>
-      </w:r>
-      <w:r>
-        <w:rPr>
-          <w:rStyle w:val="NormalTok"/>
-        </w:rPr>
-        <w:t xml:space="preserve">(hw_response_residuals, </w:t>
-      </w:r>
-      <w:r>
-        <w:rPr>
-          <w:rStyle w:val="AttributeTok"/>
-        </w:rPr>
-        <w:t xml:space="preserve">lag =</w:t>
-      </w:r>
-      <w:r>
-        <w:rPr>
-          <w:rStyle w:val="NormalTok"/>
-        </w:rPr>
-        <w:t xml:space="preserve"> </w:t>
-      </w:r>
-      <w:r>
-        <w:rPr>
-          <w:rStyle w:val="DecValTok"/>
-        </w:rPr>
-        <w:t xml:space="preserve">24</w:t>
-      </w:r>
-      <w:r>
-        <w:rPr>
-          <w:rStyle w:val="NormalTok"/>
-        </w:rPr>
-        <w:t xml:space="preserve">,</w:t>
-      </w:r>
-      <w:r>
-        <w:br/>
-      </w:r>
-      <w:r>
-        <w:rPr>
-          <w:rStyle w:val="NormalTok"/>
-        </w:rPr>
-        <w:t xml:space="preserve">         </w:t>
-      </w:r>
-      <w:r>
-        <w:rPr>
-          <w:rStyle w:val="AttributeTok"/>
-        </w:rPr>
-        <w:t xml:space="preserve">type =</w:t>
-      </w:r>
-      <w:r>
-        <w:rPr>
-          <w:rStyle w:val="NormalTok"/>
-        </w:rPr>
-        <w:t xml:space="preserve"> </w:t>
-      </w:r>
-      <w:r>
-        <w:rPr>
-          <w:rStyle w:val="StringTok"/>
-        </w:rPr>
-        <w:t xml:space="preserve">"Ljung-Box"</w:t>
-      </w:r>
-      <w:r>
-        <w:rPr>
-          <w:rStyle w:val="NormalTok"/>
-        </w:rPr>
-        <w:t xml:space="preserve">, </w:t>
-      </w:r>
-      <w:r>
-        <w:rPr>
-          <w:rStyle w:val="AttributeTok"/>
-        </w:rPr>
-        <w:t xml:space="preserve">fitdf =</w:t>
-      </w:r>
-      <w:r>
-        <w:rPr>
-          <w:rStyle w:val="NormalTok"/>
-        </w:rPr>
-        <w:t xml:space="preserve"> </w:t>
-      </w:r>
-      <w:r>
-        <w:rPr>
-          <w:rStyle w:val="DecValTok"/>
-        </w:rPr>
-        <w:t xml:space="preserve">2</w:t>
-      </w:r>
-      <w:r>
-        <w:rPr>
-          <w:rStyle w:val="NormalTok"/>
-        </w:rPr>
-        <w:t xml:space="preserve">)</w:t>
-      </w:r>
-      <w:r>
-        <w:br/>
-      </w:r>
-      <w:r>
-        <w:rPr>
-          <w:rStyle w:val="FunctionTok"/>
-        </w:rPr>
-        <w:t xml:space="preserve">metric_row</w:t>
-      </w:r>
-      <w:r>
-        <w:rPr>
-          <w:rStyle w:val="NormalTok"/>
-        </w:rPr>
-        <w:t xml:space="preserve">(</w:t>
-      </w:r>
-      <w:r>
-        <w:rPr>
-          <w:rStyle w:val="StringTok"/>
-        </w:rPr>
-        <w:t xml:space="preserve">"Holt-Winters"</w:t>
-      </w:r>
-      <w:r>
-        <w:rPr>
-          <w:rStyle w:val="NormalTok"/>
-        </w:rPr>
-        <w:t xml:space="preserve">, hw_fc, test, train)</w:t>
+        <w:t xml:space="preserve">metric_row("Holt-Winters", hw_fc, test, train)</w:t>
       </w:r>
     </w:p>
-    <w:bookmarkEnd w:id="42"/>
-    <w:bookmarkEnd w:id="43"/>
+    <w:bookmarkEnd w:id="39"/>
+    <w:bookmarkEnd w:id="40"/>
     <w:sectPr>
       <w:headerReference r:id="rId8" w:type="even"/>
       <w:headerReference r:id="rId9" w:type="default"/>
@@ -3808,7 +3173,7 @@
     </w:pPr>
     <w:rPr>
       <w:spacing w:val="-1"/>
-      <w:lang w:eastAsia="x-none" w:val="x-none"/>
+      <w:lang w:eastAsia="x-none" w:val="en-GB"/>
     </w:rPr>
   </w:style>
   <w:style w:customStyle="1" w:styleId="BodyTextChar" w:type="character">
@@ -3817,7 +3182,7 @@
     <w:rsid w:val="00E7596C"/>
     <w:rPr>
       <w:spacing w:val="-1"/>
-      <w:lang w:eastAsia="x-none" w:val="x-none"/>
+      <w:lang w:eastAsia="x-none" w:val="en-GB"/>
     </w:rPr>
   </w:style>
   <w:style w:customStyle="1" w:styleId="bulletlist" w:type="paragraph">
